--- a/Volume 1/Chapter 10 - Data Structures/SPA_Vol1_Ch10_Lesson10_3a_Linked_Lists_EXTENDED.docx
+++ b/Volume 1/Chapter 10 - Data Structures/SPA_Vol1_Ch10_Lesson10_3a_Linked_Lists_EXTENDED.docx
@@ -345,7 +345,7 @@
         <w:pStyle w:val="ListBullet"/>
       </w:pPr>
       <w:r>
-        <w:t>Rust: the last node is owned by the node before it, and Rust allows only one changeable reference to a value at a time, so the list cannot also keep a changeable reference to that node. Append walks a cursor to the end instead.</w:t>
+        <w:t>Rust: the last node is owned by head or the node before it, and Rust allows only one changeable reference to a value at a time, so the list cannot also keep a changeable reference to that node. Append walks a cursor to the end instead.</w:t>
       </w:r>
     </w:p>
     <w:p>
@@ -413,7 +413,7 @@
         <w:pStyle w:val="ListBullet"/>
       </w:pPr>
       <w:r>
-        <w:t>A node must outlive the function that made it. Remember, heap memory outlives the function that made it, until it is released or nothing refers to it (Volume 1, Chapter 9, Lesson 9.2: Heap Memory). Each language makes and gives back a node the way Chapter 9's EXTENDED lessons showed:</w:t>
+        <w:t>A node must outlive the function that made it. Remember, heap memory outlives the function that made it, until it is released or nothing refers to it (Volume 1, Chapter 9, Lesson 9.2a: Heap Memory EXTENDED). Each language makes and gives back a node the way Chapter 9's EXTENDED lessons showed:</w:t>
       </w:r>
     </w:p>
     <w:p>
@@ -1174,7 +1174,7 @@
         <w:keepNext/>
       </w:pPr>
       <w:r>
-        <w:t>[profile.default]</w:t>
+        <w:t>[profile.default]  # Remember, the settings forge uses by default.</w:t>
       </w:r>
     </w:p>
     <w:p>
@@ -2611,23 +2611,23 @@
         <w:pStyle w:val="SourceCode"/>
       </w:pPr>
       <w:r>
-        <w:t>; release once after the last use (Lesson 9.4a). A list</w:t>
-      </w:r>
-    </w:p>
-    <w:p>
-      <w:pPr>
-        <w:pStyle w:val="SourceCode"/>
-      </w:pPr>
-      <w:r>
-        <w:t>; frees node by node, and next is read first, into r12, because after</w:t>
-      </w:r>
-    </w:p>
-    <w:p>
-      <w:pPr>
-        <w:pStyle w:val="SourceCode"/>
-      </w:pPr>
-      <w:r>
-        <w:t>; free the node's memory is no longer ours to read.</w:t>
+        <w:t>; release once after the last use (Lesson 9.4a). next is read into r12</w:t>
+      </w:r>
+    </w:p>
+    <w:p>
+      <w:pPr>
+        <w:pStyle w:val="SourceCode"/>
+      </w:pPr>
+      <w:r>
+        <w:t>; first: after free, the node is no longer ours to read. Then head and</w:t>
+      </w:r>
+    </w:p>
+    <w:p>
+      <w:pPr>
+        <w:pStyle w:val="SourceCode"/>
+      </w:pPr>
+      <w:r>
+        <w:t>; tail are set to 0, so the empty list never points at a freed node.</w:t>
       </w:r>
     </w:p>
     <w:p>
@@ -4388,23 +4388,23 @@
         <w:pStyle w:val="SourceCode"/>
       </w:pPr>
       <w:r>
-        <w:t>; release once after the last use (Lesson 9.4a). A list</w:t>
-      </w:r>
-    </w:p>
-    <w:p>
-      <w:pPr>
-        <w:pStyle w:val="SourceCode"/>
-      </w:pPr>
-      <w:r>
-        <w:t>; frees node by node, and next is read first, into r12, because after</w:t>
-      </w:r>
-    </w:p>
-    <w:p>
-      <w:pPr>
-        <w:pStyle w:val="SourceCode"/>
-      </w:pPr>
-      <w:r>
-        <w:t>; free the node's memory is no longer ours to read.</w:t>
+        <w:t>; release once after the last use (Lesson 9.4a). next is read into r12</w:t>
+      </w:r>
+    </w:p>
+    <w:p>
+      <w:pPr>
+        <w:pStyle w:val="SourceCode"/>
+      </w:pPr>
+      <w:r>
+        <w:t>; first: after free, the node is no longer ours to read. Then head and</w:t>
+      </w:r>
+    </w:p>
+    <w:p>
+      <w:pPr>
+        <w:pStyle w:val="SourceCode"/>
+      </w:pPr>
+      <w:r>
+        <w:t>; tail are set to 0, so the empty list never points at a freed node.</w:t>
       </w:r>
     </w:p>
     <w:p>
@@ -6518,15 +6518,15 @@
         <w:pStyle w:val="SourceCode"/>
       </w:pPr>
       <w:r>
-        <w:t>; free_tasks(rcx = the list's address) gives every node back, exactly</w:t>
-      </w:r>
-    </w:p>
-    <w:p>
-      <w:pPr>
-        <w:pStyle w:val="SourceCode"/>
-      </w:pPr>
-      <w:r>
-        <w:t>; once, reading next before each free.</w:t>
+        <w:t>; free_tasks(rcx = the list's address) gives every node back once, reading</w:t>
+      </w:r>
+    </w:p>
+    <w:p>
+      <w:pPr>
+        <w:pStyle w:val="SourceCode"/>
+      </w:pPr>
+      <w:r>
+        <w:t>; next first. Remember, 0s then empty the list: it never points at a freed node.</w:t>
       </w:r>
     </w:p>
     <w:p>
@@ -8678,15 +8678,15 @@
         <w:pStyle w:val="SourceCode"/>
       </w:pPr>
       <w:r>
-        <w:t>; free_tasks(rdi = the list's address) gives every node back, exactly</w:t>
-      </w:r>
-    </w:p>
-    <w:p>
-      <w:pPr>
-        <w:pStyle w:val="SourceCode"/>
-      </w:pPr>
-      <w:r>
-        <w:t>; once, reading next before each free.</w:t>
+        <w:t>; free_tasks(rdi = the list's address) gives every node back once, reading</w:t>
+      </w:r>
+    </w:p>
+    <w:p>
+      <w:pPr>
+        <w:pStyle w:val="SourceCode"/>
+      </w:pPr>
+      <w:r>
+        <w:t>; next first. Remember, 0s then empty the list: it never points at a freed node.</w:t>
       </w:r>
     </w:p>
     <w:p>
@@ -10090,31 +10090,31 @@
         <w:pStyle w:val="SourceCode"/>
       </w:pPr>
       <w:r>
-        <w:t>// the node before it, and a second, changeable reference to it, kept in</w:t>
-      </w:r>
-    </w:p>
-    <w:p>
-      <w:pPr>
-        <w:pStyle w:val="SourceCode"/>
-      </w:pPr>
-      <w:r>
-        <w:t>// the list, would break Rust's rule that a value has one owner and at</w:t>
-      </w:r>
-    </w:p>
-    <w:p>
-      <w:pPr>
-        <w:pStyle w:val="SourceCode"/>
-      </w:pPr>
-      <w:r>
-        <w:t>// most one &amp;mut at a time. So append walks from the head to the end, one</w:t>
-      </w:r>
-    </w:p>
-    <w:p>
-      <w:pPr>
-        <w:pStyle w:val="SourceCode"/>
-      </w:pPr>
-      <w:r>
-        <w:t>// step per node.</w:t>
+        <w:t>// head or the node before it, and a second, changeable reference to it,</w:t>
+      </w:r>
+    </w:p>
+    <w:p>
+      <w:pPr>
+        <w:pStyle w:val="SourceCode"/>
+      </w:pPr>
+      <w:r>
+        <w:t>// kept in the list, would break Rust's rule that a value has one owner</w:t>
+      </w:r>
+    </w:p>
+    <w:p>
+      <w:pPr>
+        <w:pStyle w:val="SourceCode"/>
+      </w:pPr>
+      <w:r>
+        <w:t>// and at most one &amp;mut at a time. So append walks from the head to the</w:t>
+      </w:r>
+    </w:p>
+    <w:p>
+      <w:pPr>
+        <w:pStyle w:val="SourceCode"/>
+      </w:pPr>
+      <w:r>
+        <w:t>// end, one step per node.</w:t>
       </w:r>
     </w:p>
     <w:p>
@@ -11949,10 +11949,10 @@
         <w:pStyle w:val="ListBullet"/>
       </w:pPr>
       <w:r>
-        <w:t>No tail: the last node is owned by the node before it, and Rust allows only one changeable reference to a value at a time. A tail kept in the list would be a second, lasting changeable reference to the last node, alongside the chain that owns it, so the compiler refuses it. Real Rust gets around this with unsafe code (std's LinkedList does), with shared ownership (Rc and RefCell, Lessons 9.5a and 9.7a), or by keeping the nodes in a Vec and linking them by index, as Solidity links by id. So append here takes</w:t>
-      </w:r>
-      <w:r>
-        <w:t xml:space="preserve"> one step per node.</w:t>
+        <w:t>No tail: the last node is owned by head or the node before it, and Rust allows only one changeable reference to a value at a time. A tail kept in the list would be a second, lasting changeable reference to the last node, alongside the chain that owns it, so the compiler refuses it. Real Rust gets around this with unsafe code (std's LinkedList does), with shared ownership (Rc and RefCell, Lessons 9.5a and 9.7a), or by keeping the nodes in a Vec and linking them by index, as Solidity links by id. So append he</w:t>
+      </w:r>
+      <w:r>
+        <w:t>re takes one step per node.</w:t>
       </w:r>
     </w:p>
     <w:p>
@@ -12886,15 +12886,15 @@
         <w:pStyle w:val="SourceCode"/>
       </w:pPr>
       <w:r>
-        <w:t>%% Each node is a tuple {Task, Next}, and the atom nil marks the end.</w:t>
-      </w:r>
-    </w:p>
-    <w:p>
-      <w:pPr>
-        <w:pStyle w:val="SourceCode"/>
-      </w:pPr>
-      <w:r>
-        <w:t>%% Remember, each node holds a value and the next node, and nil ends it.</w:t>
+        <w:t>%% Remember, a node {Task, Next} holds a value and the next node; nil ends</w:t>
+      </w:r>
+    </w:p>
+    <w:p>
+      <w:pPr>
+        <w:pStyle w:val="SourceCode"/>
+      </w:pPr>
+      <w:r>
+        <w:t>%% it. A call runs the first clause whose head pattern fits: nil or a node.</w:t>
       </w:r>
     </w:p>
     <w:p>
@@ -14868,23 +14868,23 @@
         <w:pStyle w:val="SourceCode"/>
       </w:pPr>
       <w:r>
-        <w:t xml:space="preserve">    // find returns NOT_FOUND, a position no task can have, when the task</w:t>
-      </w:r>
-    </w:p>
-    <w:p>
-      <w:pPr>
-        <w:pStyle w:val="SourceCode"/>
-      </w:pPr>
-      <w:r>
-        <w:t xml:space="preserve">    // is not in the list. A uint256 cannot be -1, and positions start at 1,</w:t>
-      </w:r>
-    </w:p>
-    <w:p>
-      <w:pPr>
-        <w:pStyle w:val="SourceCode"/>
-      </w:pPr>
-      <w:r>
-        <w:t xml:space="preserve">    // so 0 is free to mean "not found".</w:t>
+        <w:t xml:space="preserve">    // findTask returns NOT_FOUND, a position no task can have, when the</w:t>
+      </w:r>
+    </w:p>
+    <w:p>
+      <w:pPr>
+        <w:pStyle w:val="SourceCode"/>
+      </w:pPr>
+      <w:r>
+        <w:t xml:space="preserve">    // task is not in the list. A uint256 cannot be -1, and positions start</w:t>
+      </w:r>
+    </w:p>
+    <w:p>
+      <w:pPr>
+        <w:pStyle w:val="SourceCode"/>
+      </w:pPr>
+      <w:r>
+        <w:t xml:space="preserve">    // at 1, so 0 is free to mean "not found".</w:t>
       </w:r>
     </w:p>
     <w:p>
@@ -17433,31 +17433,31 @@
       </w:rPr>
     </w:lvl>
   </w:abstractNum>
-  <w:num w:numId="1" w16cid:durableId="1365867701">
+  <w:num w:numId="1" w16cid:durableId="887961247">
     <w:abstractNumId w:val="8"/>
   </w:num>
-  <w:num w:numId="2" w16cid:durableId="737167121">
+  <w:num w:numId="2" w16cid:durableId="1430542643">
     <w:abstractNumId w:val="6"/>
   </w:num>
-  <w:num w:numId="3" w16cid:durableId="861361248">
+  <w:num w:numId="3" w16cid:durableId="1508013338">
     <w:abstractNumId w:val="5"/>
   </w:num>
-  <w:num w:numId="4" w16cid:durableId="1177619712">
+  <w:num w:numId="4" w16cid:durableId="1988168737">
     <w:abstractNumId w:val="4"/>
   </w:num>
-  <w:num w:numId="5" w16cid:durableId="1481119608">
+  <w:num w:numId="5" w16cid:durableId="690764009">
     <w:abstractNumId w:val="7"/>
   </w:num>
-  <w:num w:numId="6" w16cid:durableId="76556904">
+  <w:num w:numId="6" w16cid:durableId="1998681112">
     <w:abstractNumId w:val="3"/>
   </w:num>
-  <w:num w:numId="7" w16cid:durableId="487523894">
+  <w:num w:numId="7" w16cid:durableId="798499899">
     <w:abstractNumId w:val="2"/>
   </w:num>
-  <w:num w:numId="8" w16cid:durableId="1538812063">
+  <w:num w:numId="8" w16cid:durableId="1117063168">
     <w:abstractNumId w:val="1"/>
   </w:num>
-  <w:num w:numId="9" w16cid:durableId="1739085928">
+  <w:num w:numId="9" w16cid:durableId="228655498">
     <w:abstractNumId w:val="0"/>
   </w:num>
 </w:numbering>
